--- a/exercices/hack/JuiceShop.docx
+++ b/exercices/hack/JuiceShop.docx
@@ -1,6 +1,6 @@
 
 <file path=word/document.xml><?xml version="1.0" encoding="utf-8"?>
-<w:document xmlns:wpc="http://schemas.microsoft.com/office/word/2010/wordprocessingCanvas" xmlns:cx="http://schemas.microsoft.com/office/drawing/2014/chartex" xmlns:cx1="http://schemas.microsoft.com/office/drawing/2015/9/8/chartex" xmlns:cx2="http://schemas.microsoft.com/office/drawing/2015/10/21/chartex" xmlns:cx3="http://schemas.microsoft.com/office/drawing/2016/5/9/chartex" xmlns:cx4="http://schemas.microsoft.com/office/drawing/2016/5/10/chartex" xmlns:cx5="http://schemas.microsoft.com/office/drawing/2016/5/11/chartex" xmlns:cx6="http://schemas.microsoft.com/office/drawing/2016/5/12/chartex" xmlns:cx7="http://schemas.microsoft.com/office/drawing/2016/5/13/chartex" xmlns:cx8="http://schemas.microsoft.com/office/drawing/2016/5/14/chartex" xmlns:mc="http://schemas.openxmlformats.org/markup-compatibility/2006" xmlns:aink="http://schemas.microsoft.com/office/drawing/2016/ink" xmlns:am3d="http://schemas.microsoft.com/office/drawing/2017/model3d" xmlns:o="urn:schemas-microsoft-com:office:office" xmlns:oel="http://schemas.microsoft.com/office/2019/extlst" xmlns:r="http://schemas.openxmlformats.org/officeDocument/2006/relationships" xmlns:m="http://schemas.openxmlformats.org/officeDocument/2006/math" xmlns:v="urn:schemas-microsoft-com:vml" xmlns:wp14="http://schemas.microsoft.com/office/word/2010/wordprocessingDrawing" xmlns:wp="http://schemas.openxmlformats.org/drawingml/2006/wordprocessingDrawing" xmlns:w10="urn:schemas-microsoft-com:office:word" xmlns:w="http://schemas.openxmlformats.org/wordprocessingml/2006/main" xmlns:w14="http://schemas.microsoft.com/office/word/2010/wordml" xmlns:w15="http://schemas.microsoft.com/office/word/2012/wordml" xmlns:w16cex="http://schemas.microsoft.com/office/word/2018/wordml/cex" xmlns:w16cid="http://schemas.microsoft.com/office/word/2016/wordml/cid" xmlns:w16="http://schemas.microsoft.com/office/word/2018/wordml" xmlns:w16du="http://schemas.microsoft.com/office/word/2023/wordml/word16du" xmlns:w16sdtdh="http://schemas.microsoft.com/office/word/2020/wordml/sdtdatahash" xmlns:w16sdtfl="http://schemas.microsoft.com/office/word/2024/wordml/sdtformatlock" xmlns:w16se="http://schemas.microsoft.com/office/word/2015/wordml/symex" xmlns:wpg="http://schemas.microsoft.com/office/word/2010/wordprocessingGroup" xmlns:wpi="http://schemas.microsoft.com/office/word/2010/wordprocessingInk" xmlns:wne="http://schemas.microsoft.com/office/word/2006/wordml" xmlns:wps="http://schemas.microsoft.com/office/word/2010/wordprocessingShape" mc:Ignorable="w14 w15 w16se w16cid w16 w16cex w16sdtdh w16sdtfl w16du wp14">
+<w:document xmlns:wpc="http://schemas.microsoft.com/office/word/2010/wordprocessingCanvas" xmlns:cx="http://schemas.microsoft.com/office/drawing/2014/chartex" xmlns:cx1="http://schemas.microsoft.com/office/drawing/2015/9/8/chartex" xmlns:cx2="http://schemas.microsoft.com/office/drawing/2015/10/21/chartex" xmlns:cx3="http://schemas.microsoft.com/office/drawing/2016/5/9/chartex" xmlns:cx4="http://schemas.microsoft.com/office/drawing/2016/5/10/chartex" xmlns:cx5="http://schemas.microsoft.com/office/drawing/2016/5/11/chartex" xmlns:cx6="http://schemas.microsoft.com/office/drawing/2016/5/12/chartex" xmlns:cx7="http://schemas.microsoft.com/office/drawing/2016/5/13/chartex" xmlns:cx8="http://schemas.microsoft.com/office/drawing/2016/5/14/chartex" xmlns:mc="http://schemas.openxmlformats.org/markup-compatibility/2006" xmlns:aink="http://schemas.microsoft.com/office/drawing/2016/ink" xmlns:am3d="http://schemas.microsoft.com/office/drawing/2017/model3d" xmlns:o="urn:schemas-microsoft-com:office:office" xmlns:oel="http://schemas.microsoft.com/office/2019/extlst" xmlns:r="http://schemas.openxmlformats.org/officeDocument/2006/relationships" xmlns:m="http://schemas.openxmlformats.org/officeDocument/2006/math" xmlns:v="urn:schemas-microsoft-com:vml" xmlns:wp14="http://schemas.microsoft.com/office/word/2010/wordprocessingDrawing" xmlns:wp="http://schemas.openxmlformats.org/drawingml/2006/wordprocessingDrawing" xmlns:w10="urn:schemas-microsoft-com:office:word" xmlns:w="http://schemas.openxmlformats.org/wordprocessingml/2006/main" xmlns:w14="http://schemas.microsoft.com/office/word/2010/wordml" xmlns:w15="http://schemas.microsoft.com/office/word/2012/wordml" xmlns:w16cex="http://schemas.microsoft.com/office/word/2018/wordml/cex" xmlns:w16cid="http://schemas.microsoft.com/office/word/2016/wordml/cid" xmlns:w16="http://schemas.microsoft.com/office/word/2018/wordml" xmlns:w16sdtdh="http://schemas.microsoft.com/office/word/2020/wordml/sdtdatahash" xmlns:w16se="http://schemas.microsoft.com/office/word/2015/wordml/symex" xmlns:wpg="http://schemas.microsoft.com/office/word/2010/wordprocessingGroup" xmlns:wpi="http://schemas.microsoft.com/office/word/2010/wordprocessingInk" xmlns:wne="http://schemas.microsoft.com/office/word/2006/wordml" xmlns:wps="http://schemas.microsoft.com/office/word/2010/wordprocessingShape" mc:Ignorable="w14 w15 w16se w16cid w16 w16cex w16sdtdh wp14">
   <w:body>
     <w:p>
       <w:pPr>
@@ -747,7 +747,10 @@
     </w:p>
     <w:p>
       <w:r>
-        <w:t>…………………………………………………………………………………………………..</w:t>
+        <w:t>Security misconfiguration</w:t>
+      </w:r>
+      <w:r>
+        <w:t xml:space="preserve"> ou mauvaise configuration de la sécurité</w:t>
       </w:r>
     </w:p>
     <w:p>
@@ -850,7 +853,10 @@
     </w:p>
     <w:p>
       <w:r>
-        <w:t>…………………………………………………………………………………………………..</w:t>
+        <w:t>Injection</w:t>
+      </w:r>
+      <w:r>
+        <w:t>………………………………………………………………………..</w:t>
       </w:r>
     </w:p>
     <w:p>
@@ -861,6 +867,11 @@
     <w:p>
       <w:r>
         <w:t>Qu’en pensez-vous ?</w:t>
+      </w:r>
+    </w:p>
+    <w:p>
+      <w:r>
+        <w:t>C’est génial</w:t>
       </w:r>
     </w:p>
     <w:p>
@@ -911,7 +922,10 @@
     </w:p>
     <w:p>
       <w:r>
-        <w:t>…………………………………………………………………………………………………..</w:t>
+        <w:t>Broken access control</w:t>
+      </w:r>
+      <w:r>
+        <w:t>………………………………………………………………..</w:t>
       </w:r>
     </w:p>
     <w:p>
@@ -945,8 +959,34 @@
       </w:r>
     </w:p>
     <w:p>
-      <w:r>
-        <w:t>…………………………………………………………………………………………………..</w:t>
+      <w:pPr>
+        <w:rPr>
+          <w:lang w:val="en-US"/>
+        </w:rPr>
+      </w:pPr>
+      <w:r>
+        <w:rPr>
+          <w:lang w:val="en-US"/>
+        </w:rPr>
+        <w:t>Design failure</w:t>
+      </w:r>
+      <w:r>
+        <w:rPr>
+          <w:lang w:val="en-US"/>
+        </w:rPr>
+        <w:t xml:space="preserve"> ou security misconfiguratio</w:t>
+      </w:r>
+      <w:r>
+        <w:rPr>
+          <w:lang w:val="en-US"/>
+        </w:rPr>
+        <w:t>n</w:t>
+      </w:r>
+      <w:r>
+        <w:rPr>
+          <w:lang w:val="en-US"/>
+        </w:rPr>
+        <w:t>…………………………………………………………………..</w:t>
       </w:r>
     </w:p>
     <w:p>
@@ -959,7 +999,10 @@
     </w:p>
     <w:p>
       <w:r>
-        <w:t>…………………………………………………………………………………………………..</w:t>
+        <w:t>On a pas pris en compte que si l’utilisateur écrivait n’importe quoi ça créerait une erreur</w:t>
+      </w:r>
+      <w:r>
+        <w:t>……………………………………………………………..</w:t>
       </w:r>
     </w:p>
     <w:p>
@@ -1006,7 +1049,13 @@
     </w:p>
     <w:p>
       <w:r>
-        <w:t>…………………………………………………………………………………………………..</w:t>
+        <w:t>Injection</w:t>
+      </w:r>
+      <w:r>
+        <w:t xml:space="preserve"> SQL</w:t>
+      </w:r>
+      <w:r>
+        <w:t>……………………………………………………………..</w:t>
       </w:r>
     </w:p>
     <w:p>
@@ -1074,6 +1123,7 @@
         </w:numPr>
       </w:pPr>
       <w:r>
+        <w:lastRenderedPageBreak/>
         <w:t>… avec minimum 3 étoiles</w:t>
       </w:r>
     </w:p>
@@ -1090,7 +1140,7 @@
 </file>
 
 <file path=word/endnotes.xml><?xml version="1.0" encoding="utf-8"?>
-<w:endnotes xmlns:wpc="http://schemas.microsoft.com/office/word/2010/wordprocessingCanvas" xmlns:cx="http://schemas.microsoft.com/office/drawing/2014/chartex" xmlns:cx1="http://schemas.microsoft.com/office/drawing/2015/9/8/chartex" xmlns:cx2="http://schemas.microsoft.com/office/drawing/2015/10/21/chartex" xmlns:cx3="http://schemas.microsoft.com/office/drawing/2016/5/9/chartex" xmlns:cx4="http://schemas.microsoft.com/office/drawing/2016/5/10/chartex" xmlns:cx5="http://schemas.microsoft.com/office/drawing/2016/5/11/chartex" xmlns:cx6="http://schemas.microsoft.com/office/drawing/2016/5/12/chartex" xmlns:cx7="http://schemas.microsoft.com/office/drawing/2016/5/13/chartex" xmlns:cx8="http://schemas.microsoft.com/office/drawing/2016/5/14/chartex" xmlns:mc="http://schemas.openxmlformats.org/markup-compatibility/2006" xmlns:aink="http://schemas.microsoft.com/office/drawing/2016/ink" xmlns:am3d="http://schemas.microsoft.com/office/drawing/2017/model3d" xmlns:o="urn:schemas-microsoft-com:office:office" xmlns:oel="http://schemas.microsoft.com/office/2019/extlst" xmlns:r="http://schemas.openxmlformats.org/officeDocument/2006/relationships" xmlns:m="http://schemas.openxmlformats.org/officeDocument/2006/math" xmlns:v="urn:schemas-microsoft-com:vml" xmlns:wp14="http://schemas.microsoft.com/office/word/2010/wordprocessingDrawing" xmlns:wp="http://schemas.openxmlformats.org/drawingml/2006/wordprocessingDrawing" xmlns:w10="urn:schemas-microsoft-com:office:word" xmlns:w="http://schemas.openxmlformats.org/wordprocessingml/2006/main" xmlns:w14="http://schemas.microsoft.com/office/word/2010/wordml" xmlns:w15="http://schemas.microsoft.com/office/word/2012/wordml" xmlns:w16cex="http://schemas.microsoft.com/office/word/2018/wordml/cex" xmlns:w16cid="http://schemas.microsoft.com/office/word/2016/wordml/cid" xmlns:w16="http://schemas.microsoft.com/office/word/2018/wordml" xmlns:w16du="http://schemas.microsoft.com/office/word/2023/wordml/word16du" xmlns:w16sdtdh="http://schemas.microsoft.com/office/word/2020/wordml/sdtdatahash" xmlns:w16sdtfl="http://schemas.microsoft.com/office/word/2024/wordml/sdtformatlock" xmlns:w16se="http://schemas.microsoft.com/office/word/2015/wordml/symex" xmlns:wpg="http://schemas.microsoft.com/office/word/2010/wordprocessingGroup" xmlns:wpi="http://schemas.microsoft.com/office/word/2010/wordprocessingInk" xmlns:wne="http://schemas.microsoft.com/office/word/2006/wordml" xmlns:wps="http://schemas.microsoft.com/office/word/2010/wordprocessingShape" mc:Ignorable="w14 w15 w16se w16cid w16 w16cex w16sdtdh w16sdtfl w16du wp14">
+<w:endnotes xmlns:wpc="http://schemas.microsoft.com/office/word/2010/wordprocessingCanvas" xmlns:cx="http://schemas.microsoft.com/office/drawing/2014/chartex" xmlns:cx1="http://schemas.microsoft.com/office/drawing/2015/9/8/chartex" xmlns:cx2="http://schemas.microsoft.com/office/drawing/2015/10/21/chartex" xmlns:cx3="http://schemas.microsoft.com/office/drawing/2016/5/9/chartex" xmlns:cx4="http://schemas.microsoft.com/office/drawing/2016/5/10/chartex" xmlns:cx5="http://schemas.microsoft.com/office/drawing/2016/5/11/chartex" xmlns:cx6="http://schemas.microsoft.com/office/drawing/2016/5/12/chartex" xmlns:cx7="http://schemas.microsoft.com/office/drawing/2016/5/13/chartex" xmlns:cx8="http://schemas.microsoft.com/office/drawing/2016/5/14/chartex" xmlns:mc="http://schemas.openxmlformats.org/markup-compatibility/2006" xmlns:aink="http://schemas.microsoft.com/office/drawing/2016/ink" xmlns:am3d="http://schemas.microsoft.com/office/drawing/2017/model3d" xmlns:o="urn:schemas-microsoft-com:office:office" xmlns:oel="http://schemas.microsoft.com/office/2019/extlst" xmlns:r="http://schemas.openxmlformats.org/officeDocument/2006/relationships" xmlns:m="http://schemas.openxmlformats.org/officeDocument/2006/math" xmlns:v="urn:schemas-microsoft-com:vml" xmlns:wp14="http://schemas.microsoft.com/office/word/2010/wordprocessingDrawing" xmlns:wp="http://schemas.openxmlformats.org/drawingml/2006/wordprocessingDrawing" xmlns:w10="urn:schemas-microsoft-com:office:word" xmlns:w="http://schemas.openxmlformats.org/wordprocessingml/2006/main" xmlns:w14="http://schemas.microsoft.com/office/word/2010/wordml" xmlns:w15="http://schemas.microsoft.com/office/word/2012/wordml" xmlns:w16cex="http://schemas.microsoft.com/office/word/2018/wordml/cex" xmlns:w16cid="http://schemas.microsoft.com/office/word/2016/wordml/cid" xmlns:w16="http://schemas.microsoft.com/office/word/2018/wordml" xmlns:w16sdtdh="http://schemas.microsoft.com/office/word/2020/wordml/sdtdatahash" xmlns:w16se="http://schemas.microsoft.com/office/word/2015/wordml/symex" xmlns:wpg="http://schemas.microsoft.com/office/word/2010/wordprocessingGroup" xmlns:wpi="http://schemas.microsoft.com/office/word/2010/wordprocessingInk" xmlns:wne="http://schemas.microsoft.com/office/word/2006/wordml" xmlns:wps="http://schemas.microsoft.com/office/word/2010/wordprocessingShape" mc:Ignorable="w14 w15 w16se w16cid w16 w16cex w16sdtdh wp14">
   <w:endnote w:type="separator" w:id="-1">
     <w:p>
       <w:pPr>
@@ -1122,7 +1172,7 @@
 </file>
 
 <file path=word/footer1.xml><?xml version="1.0" encoding="utf-8"?>
-<w:ftr xmlns:wpc="http://schemas.microsoft.com/office/word/2010/wordprocessingCanvas" xmlns:cx="http://schemas.microsoft.com/office/drawing/2014/chartex" xmlns:cx1="http://schemas.microsoft.com/office/drawing/2015/9/8/chartex" xmlns:cx2="http://schemas.microsoft.com/office/drawing/2015/10/21/chartex" xmlns:cx3="http://schemas.microsoft.com/office/drawing/2016/5/9/chartex" xmlns:cx4="http://schemas.microsoft.com/office/drawing/2016/5/10/chartex" xmlns:cx5="http://schemas.microsoft.com/office/drawing/2016/5/11/chartex" xmlns:cx6="http://schemas.microsoft.com/office/drawing/2016/5/12/chartex" xmlns:cx7="http://schemas.microsoft.com/office/drawing/2016/5/13/chartex" xmlns:cx8="http://schemas.microsoft.com/office/drawing/2016/5/14/chartex" xmlns:mc="http://schemas.openxmlformats.org/markup-compatibility/2006" xmlns:aink="http://schemas.microsoft.com/office/drawing/2016/ink" xmlns:am3d="http://schemas.microsoft.com/office/drawing/2017/model3d" xmlns:o="urn:schemas-microsoft-com:office:office" xmlns:oel="http://schemas.microsoft.com/office/2019/extlst" xmlns:r="http://schemas.openxmlformats.org/officeDocument/2006/relationships" xmlns:m="http://schemas.openxmlformats.org/officeDocument/2006/math" xmlns:v="urn:schemas-microsoft-com:vml" xmlns:wp14="http://schemas.microsoft.com/office/word/2010/wordprocessingDrawing" xmlns:wp="http://schemas.openxmlformats.org/drawingml/2006/wordprocessingDrawing" xmlns:w10="urn:schemas-microsoft-com:office:word" xmlns:w="http://schemas.openxmlformats.org/wordprocessingml/2006/main" xmlns:w14="http://schemas.microsoft.com/office/word/2010/wordml" xmlns:w15="http://schemas.microsoft.com/office/word/2012/wordml" xmlns:w16cex="http://schemas.microsoft.com/office/word/2018/wordml/cex" xmlns:w16cid="http://schemas.microsoft.com/office/word/2016/wordml/cid" xmlns:w16="http://schemas.microsoft.com/office/word/2018/wordml" xmlns:w16du="http://schemas.microsoft.com/office/word/2023/wordml/word16du" xmlns:w16sdtdh="http://schemas.microsoft.com/office/word/2020/wordml/sdtdatahash" xmlns:w16sdtfl="http://schemas.microsoft.com/office/word/2024/wordml/sdtformatlock" xmlns:w16se="http://schemas.microsoft.com/office/word/2015/wordml/symex" xmlns:wpg="http://schemas.microsoft.com/office/word/2010/wordprocessingGroup" xmlns:wpi="http://schemas.microsoft.com/office/word/2010/wordprocessingInk" xmlns:wne="http://schemas.microsoft.com/office/word/2006/wordml" xmlns:wps="http://schemas.microsoft.com/office/word/2010/wordprocessingShape" mc:Ignorable="w14 w15 w16se w16cid w16 w16cex w16sdtdh w16sdtfl w16du wp14">
+<w:ftr xmlns:wpc="http://schemas.microsoft.com/office/word/2010/wordprocessingCanvas" xmlns:cx="http://schemas.microsoft.com/office/drawing/2014/chartex" xmlns:cx1="http://schemas.microsoft.com/office/drawing/2015/9/8/chartex" xmlns:cx2="http://schemas.microsoft.com/office/drawing/2015/10/21/chartex" xmlns:cx3="http://schemas.microsoft.com/office/drawing/2016/5/9/chartex" xmlns:cx4="http://schemas.microsoft.com/office/drawing/2016/5/10/chartex" xmlns:cx5="http://schemas.microsoft.com/office/drawing/2016/5/11/chartex" xmlns:cx6="http://schemas.microsoft.com/office/drawing/2016/5/12/chartex" xmlns:cx7="http://schemas.microsoft.com/office/drawing/2016/5/13/chartex" xmlns:cx8="http://schemas.microsoft.com/office/drawing/2016/5/14/chartex" xmlns:mc="http://schemas.openxmlformats.org/markup-compatibility/2006" xmlns:aink="http://schemas.microsoft.com/office/drawing/2016/ink" xmlns:am3d="http://schemas.microsoft.com/office/drawing/2017/model3d" xmlns:o="urn:schemas-microsoft-com:office:office" xmlns:oel="http://schemas.microsoft.com/office/2019/extlst" xmlns:r="http://schemas.openxmlformats.org/officeDocument/2006/relationships" xmlns:m="http://schemas.openxmlformats.org/officeDocument/2006/math" xmlns:v="urn:schemas-microsoft-com:vml" xmlns:wp14="http://schemas.microsoft.com/office/word/2010/wordprocessingDrawing" xmlns:wp="http://schemas.openxmlformats.org/drawingml/2006/wordprocessingDrawing" xmlns:w10="urn:schemas-microsoft-com:office:word" xmlns:w="http://schemas.openxmlformats.org/wordprocessingml/2006/main" xmlns:w14="http://schemas.microsoft.com/office/word/2010/wordml" xmlns:w15="http://schemas.microsoft.com/office/word/2012/wordml" xmlns:w16cex="http://schemas.microsoft.com/office/word/2018/wordml/cex" xmlns:w16cid="http://schemas.microsoft.com/office/word/2016/wordml/cid" xmlns:w16="http://schemas.microsoft.com/office/word/2018/wordml" xmlns:w16sdtdh="http://schemas.microsoft.com/office/word/2020/wordml/sdtdatahash" xmlns:w16se="http://schemas.microsoft.com/office/word/2015/wordml/symex" xmlns:wpg="http://schemas.microsoft.com/office/word/2010/wordprocessingGroup" xmlns:wpi="http://schemas.microsoft.com/office/word/2010/wordprocessingInk" xmlns:wne="http://schemas.microsoft.com/office/word/2006/wordml" xmlns:wps="http://schemas.microsoft.com/office/word/2010/wordprocessingShape" mc:Ignorable="w14 w15 w16se w16cid w16 w16cex w16sdtdh wp14">
   <w:tbl>
     <w:tblPr>
       <w:tblW w:w="5000" w:type="pct"/>
@@ -1348,7 +1398,7 @@
 </file>
 
 <file path=word/footnotes.xml><?xml version="1.0" encoding="utf-8"?>
-<w:footnotes xmlns:wpc="http://schemas.microsoft.com/office/word/2010/wordprocessingCanvas" xmlns:cx="http://schemas.microsoft.com/office/drawing/2014/chartex" xmlns:cx1="http://schemas.microsoft.com/office/drawing/2015/9/8/chartex" xmlns:cx2="http://schemas.microsoft.com/office/drawing/2015/10/21/chartex" xmlns:cx3="http://schemas.microsoft.com/office/drawing/2016/5/9/chartex" xmlns:cx4="http://schemas.microsoft.com/office/drawing/2016/5/10/chartex" xmlns:cx5="http://schemas.microsoft.com/office/drawing/2016/5/11/chartex" xmlns:cx6="http://schemas.microsoft.com/office/drawing/2016/5/12/chartex" xmlns:cx7="http://schemas.microsoft.com/office/drawing/2016/5/13/chartex" xmlns:cx8="http://schemas.microsoft.com/office/drawing/2016/5/14/chartex" xmlns:mc="http://schemas.openxmlformats.org/markup-compatibility/2006" xmlns:aink="http://schemas.microsoft.com/office/drawing/2016/ink" xmlns:am3d="http://schemas.microsoft.com/office/drawing/2017/model3d" xmlns:o="urn:schemas-microsoft-com:office:office" xmlns:oel="http://schemas.microsoft.com/office/2019/extlst" xmlns:r="http://schemas.openxmlformats.org/officeDocument/2006/relationships" xmlns:m="http://schemas.openxmlformats.org/officeDocument/2006/math" xmlns:v="urn:schemas-microsoft-com:vml" xmlns:wp14="http://schemas.microsoft.com/office/word/2010/wordprocessingDrawing" xmlns:wp="http://schemas.openxmlformats.org/drawingml/2006/wordprocessingDrawing" xmlns:w10="urn:schemas-microsoft-com:office:word" xmlns:w="http://schemas.openxmlformats.org/wordprocessingml/2006/main" xmlns:w14="http://schemas.microsoft.com/office/word/2010/wordml" xmlns:w15="http://schemas.microsoft.com/office/word/2012/wordml" xmlns:w16cex="http://schemas.microsoft.com/office/word/2018/wordml/cex" xmlns:w16cid="http://schemas.microsoft.com/office/word/2016/wordml/cid" xmlns:w16="http://schemas.microsoft.com/office/word/2018/wordml" xmlns:w16du="http://schemas.microsoft.com/office/word/2023/wordml/word16du" xmlns:w16sdtdh="http://schemas.microsoft.com/office/word/2020/wordml/sdtdatahash" xmlns:w16sdtfl="http://schemas.microsoft.com/office/word/2024/wordml/sdtformatlock" xmlns:w16se="http://schemas.microsoft.com/office/word/2015/wordml/symex" xmlns:wpg="http://schemas.microsoft.com/office/word/2010/wordprocessingGroup" xmlns:wpi="http://schemas.microsoft.com/office/word/2010/wordprocessingInk" xmlns:wne="http://schemas.microsoft.com/office/word/2006/wordml" xmlns:wps="http://schemas.microsoft.com/office/word/2010/wordprocessingShape" mc:Ignorable="w14 w15 w16se w16cid w16 w16cex w16sdtdh w16sdtfl w16du wp14">
+<w:footnotes xmlns:wpc="http://schemas.microsoft.com/office/word/2010/wordprocessingCanvas" xmlns:cx="http://schemas.microsoft.com/office/drawing/2014/chartex" xmlns:cx1="http://schemas.microsoft.com/office/drawing/2015/9/8/chartex" xmlns:cx2="http://schemas.microsoft.com/office/drawing/2015/10/21/chartex" xmlns:cx3="http://schemas.microsoft.com/office/drawing/2016/5/9/chartex" xmlns:cx4="http://schemas.microsoft.com/office/drawing/2016/5/10/chartex" xmlns:cx5="http://schemas.microsoft.com/office/drawing/2016/5/11/chartex" xmlns:cx6="http://schemas.microsoft.com/office/drawing/2016/5/12/chartex" xmlns:cx7="http://schemas.microsoft.com/office/drawing/2016/5/13/chartex" xmlns:cx8="http://schemas.microsoft.com/office/drawing/2016/5/14/chartex" xmlns:mc="http://schemas.openxmlformats.org/markup-compatibility/2006" xmlns:aink="http://schemas.microsoft.com/office/drawing/2016/ink" xmlns:am3d="http://schemas.microsoft.com/office/drawing/2017/model3d" xmlns:o="urn:schemas-microsoft-com:office:office" xmlns:oel="http://schemas.microsoft.com/office/2019/extlst" xmlns:r="http://schemas.openxmlformats.org/officeDocument/2006/relationships" xmlns:m="http://schemas.openxmlformats.org/officeDocument/2006/math" xmlns:v="urn:schemas-microsoft-com:vml" xmlns:wp14="http://schemas.microsoft.com/office/word/2010/wordprocessingDrawing" xmlns:wp="http://schemas.openxmlformats.org/drawingml/2006/wordprocessingDrawing" xmlns:w10="urn:schemas-microsoft-com:office:word" xmlns:w="http://schemas.openxmlformats.org/wordprocessingml/2006/main" xmlns:w14="http://schemas.microsoft.com/office/word/2010/wordml" xmlns:w15="http://schemas.microsoft.com/office/word/2012/wordml" xmlns:w16cex="http://schemas.microsoft.com/office/word/2018/wordml/cex" xmlns:w16cid="http://schemas.microsoft.com/office/word/2016/wordml/cid" xmlns:w16="http://schemas.microsoft.com/office/word/2018/wordml" xmlns:w16sdtdh="http://schemas.microsoft.com/office/word/2020/wordml/sdtdatahash" xmlns:w16se="http://schemas.microsoft.com/office/word/2015/wordml/symex" xmlns:wpg="http://schemas.microsoft.com/office/word/2010/wordprocessingGroup" xmlns:wpi="http://schemas.microsoft.com/office/word/2010/wordprocessingInk" xmlns:wne="http://schemas.microsoft.com/office/word/2006/wordml" xmlns:wps="http://schemas.microsoft.com/office/word/2010/wordprocessingShape" mc:Ignorable="w14 w15 w16se w16cid w16 w16cex w16sdtdh wp14">
   <w:footnote w:type="separator" w:id="-1">
     <w:p>
       <w:pPr>
@@ -1380,7 +1430,7 @@
 </file>
 
 <file path=word/header1.xml><?xml version="1.0" encoding="utf-8"?>
-<w:hdr xmlns:wpc="http://schemas.microsoft.com/office/word/2010/wordprocessingCanvas" xmlns:cx="http://schemas.microsoft.com/office/drawing/2014/chartex" xmlns:cx1="http://schemas.microsoft.com/office/drawing/2015/9/8/chartex" xmlns:cx2="http://schemas.microsoft.com/office/drawing/2015/10/21/chartex" xmlns:cx3="http://schemas.microsoft.com/office/drawing/2016/5/9/chartex" xmlns:cx4="http://schemas.microsoft.com/office/drawing/2016/5/10/chartex" xmlns:cx5="http://schemas.microsoft.com/office/drawing/2016/5/11/chartex" xmlns:cx6="http://schemas.microsoft.com/office/drawing/2016/5/12/chartex" xmlns:cx7="http://schemas.microsoft.com/office/drawing/2016/5/13/chartex" xmlns:cx8="http://schemas.microsoft.com/office/drawing/2016/5/14/chartex" xmlns:mc="http://schemas.openxmlformats.org/markup-compatibility/2006" xmlns:aink="http://schemas.microsoft.com/office/drawing/2016/ink" xmlns:am3d="http://schemas.microsoft.com/office/drawing/2017/model3d" xmlns:o="urn:schemas-microsoft-com:office:office" xmlns:oel="http://schemas.microsoft.com/office/2019/extlst" xmlns:r="http://schemas.openxmlformats.org/officeDocument/2006/relationships" xmlns:m="http://schemas.openxmlformats.org/officeDocument/2006/math" xmlns:v="urn:schemas-microsoft-com:vml" xmlns:wp14="http://schemas.microsoft.com/office/word/2010/wordprocessingDrawing" xmlns:wp="http://schemas.openxmlformats.org/drawingml/2006/wordprocessingDrawing" xmlns:w10="urn:schemas-microsoft-com:office:word" xmlns:w="http://schemas.openxmlformats.org/wordprocessingml/2006/main" xmlns:w14="http://schemas.microsoft.com/office/word/2010/wordml" xmlns:w15="http://schemas.microsoft.com/office/word/2012/wordml" xmlns:w16cex="http://schemas.microsoft.com/office/word/2018/wordml/cex" xmlns:w16cid="http://schemas.microsoft.com/office/word/2016/wordml/cid" xmlns:w16="http://schemas.microsoft.com/office/word/2018/wordml" xmlns:w16du="http://schemas.microsoft.com/office/word/2023/wordml/word16du" xmlns:w16sdtdh="http://schemas.microsoft.com/office/word/2020/wordml/sdtdatahash" xmlns:w16sdtfl="http://schemas.microsoft.com/office/word/2024/wordml/sdtformatlock" xmlns:w16se="http://schemas.microsoft.com/office/word/2015/wordml/symex" xmlns:wpg="http://schemas.microsoft.com/office/word/2010/wordprocessingGroup" xmlns:wpi="http://schemas.microsoft.com/office/word/2010/wordprocessingInk" xmlns:wne="http://schemas.microsoft.com/office/word/2006/wordml" xmlns:wps="http://schemas.microsoft.com/office/word/2010/wordprocessingShape" mc:Ignorable="w14 w15 w16se w16cid w16 w16cex w16sdtdh w16sdtfl w16du wp14">
+<w:hdr xmlns:wpc="http://schemas.microsoft.com/office/word/2010/wordprocessingCanvas" xmlns:cx="http://schemas.microsoft.com/office/drawing/2014/chartex" xmlns:cx1="http://schemas.microsoft.com/office/drawing/2015/9/8/chartex" xmlns:cx2="http://schemas.microsoft.com/office/drawing/2015/10/21/chartex" xmlns:cx3="http://schemas.microsoft.com/office/drawing/2016/5/9/chartex" xmlns:cx4="http://schemas.microsoft.com/office/drawing/2016/5/10/chartex" xmlns:cx5="http://schemas.microsoft.com/office/drawing/2016/5/11/chartex" xmlns:cx6="http://schemas.microsoft.com/office/drawing/2016/5/12/chartex" xmlns:cx7="http://schemas.microsoft.com/office/drawing/2016/5/13/chartex" xmlns:cx8="http://schemas.microsoft.com/office/drawing/2016/5/14/chartex" xmlns:mc="http://schemas.openxmlformats.org/markup-compatibility/2006" xmlns:aink="http://schemas.microsoft.com/office/drawing/2016/ink" xmlns:am3d="http://schemas.microsoft.com/office/drawing/2017/model3d" xmlns:o="urn:schemas-microsoft-com:office:office" xmlns:oel="http://schemas.microsoft.com/office/2019/extlst" xmlns:r="http://schemas.openxmlformats.org/officeDocument/2006/relationships" xmlns:m="http://schemas.openxmlformats.org/officeDocument/2006/math" xmlns:v="urn:schemas-microsoft-com:vml" xmlns:wp14="http://schemas.microsoft.com/office/word/2010/wordprocessingDrawing" xmlns:wp="http://schemas.openxmlformats.org/drawingml/2006/wordprocessingDrawing" xmlns:w10="urn:schemas-microsoft-com:office:word" xmlns:w="http://schemas.openxmlformats.org/wordprocessingml/2006/main" xmlns:w14="http://schemas.microsoft.com/office/word/2010/wordml" xmlns:w15="http://schemas.microsoft.com/office/word/2012/wordml" xmlns:w16cex="http://schemas.microsoft.com/office/word/2018/wordml/cex" xmlns:w16cid="http://schemas.microsoft.com/office/word/2016/wordml/cid" xmlns:w16="http://schemas.microsoft.com/office/word/2018/wordml" xmlns:w16sdtdh="http://schemas.microsoft.com/office/word/2020/wordml/sdtdatahash" xmlns:w16se="http://schemas.microsoft.com/office/word/2015/wordml/symex" xmlns:wpg="http://schemas.microsoft.com/office/word/2010/wordprocessingGroup" xmlns:wpi="http://schemas.microsoft.com/office/word/2010/wordprocessingInk" xmlns:wne="http://schemas.microsoft.com/office/word/2006/wordml" xmlns:wps="http://schemas.microsoft.com/office/word/2010/wordprocessingShape" mc:Ignorable="w14 w15 w16se w16cid w16 w16cex w16sdtdh wp14">
   <w:tbl>
     <w:tblPr>
       <w:tblW w:w="5000" w:type="pct"/>
@@ -1591,7 +1641,7 @@
 </file>
 
 <file path=word/numbering.xml><?xml version="1.0" encoding="utf-8"?>
-<w:numbering xmlns:wpc="http://schemas.microsoft.com/office/word/2010/wordprocessingCanvas" xmlns:cx="http://schemas.microsoft.com/office/drawing/2014/chartex" xmlns:cx1="http://schemas.microsoft.com/office/drawing/2015/9/8/chartex" xmlns:cx2="http://schemas.microsoft.com/office/drawing/2015/10/21/chartex" xmlns:cx3="http://schemas.microsoft.com/office/drawing/2016/5/9/chartex" xmlns:cx4="http://schemas.microsoft.com/office/drawing/2016/5/10/chartex" xmlns:cx5="http://schemas.microsoft.com/office/drawing/2016/5/11/chartex" xmlns:cx6="http://schemas.microsoft.com/office/drawing/2016/5/12/chartex" xmlns:cx7="http://schemas.microsoft.com/office/drawing/2016/5/13/chartex" xmlns:cx8="http://schemas.microsoft.com/office/drawing/2016/5/14/chartex" xmlns:mc="http://schemas.openxmlformats.org/markup-compatibility/2006" xmlns:aink="http://schemas.microsoft.com/office/drawing/2016/ink" xmlns:am3d="http://schemas.microsoft.com/office/drawing/2017/model3d" xmlns:o="urn:schemas-microsoft-com:office:office" xmlns:oel="http://schemas.microsoft.com/office/2019/extlst" xmlns:r="http://schemas.openxmlformats.org/officeDocument/2006/relationships" xmlns:m="http://schemas.openxmlformats.org/officeDocument/2006/math" xmlns:v="urn:schemas-microsoft-com:vml" xmlns:wp14="http://schemas.microsoft.com/office/word/2010/wordprocessingDrawing" xmlns:wp="http://schemas.openxmlformats.org/drawingml/2006/wordprocessingDrawing" xmlns:w10="urn:schemas-microsoft-com:office:word" xmlns:w="http://schemas.openxmlformats.org/wordprocessingml/2006/main" xmlns:w14="http://schemas.microsoft.com/office/word/2010/wordml" xmlns:w15="http://schemas.microsoft.com/office/word/2012/wordml" xmlns:w16cex="http://schemas.microsoft.com/office/word/2018/wordml/cex" xmlns:w16cid="http://schemas.microsoft.com/office/word/2016/wordml/cid" xmlns:w16="http://schemas.microsoft.com/office/word/2018/wordml" xmlns:w16du="http://schemas.microsoft.com/office/word/2023/wordml/word16du" xmlns:w16sdtdh="http://schemas.microsoft.com/office/word/2020/wordml/sdtdatahash" xmlns:w16sdtfl="http://schemas.microsoft.com/office/word/2024/wordml/sdtformatlock" xmlns:w16se="http://schemas.microsoft.com/office/word/2015/wordml/symex" xmlns:wpg="http://schemas.microsoft.com/office/word/2010/wordprocessingGroup" xmlns:wpi="http://schemas.microsoft.com/office/word/2010/wordprocessingInk" xmlns:wne="http://schemas.microsoft.com/office/word/2006/wordml" xmlns:wps="http://schemas.microsoft.com/office/word/2010/wordprocessingShape" mc:Ignorable="w14 w15 w16se w16cid w16 w16cex w16sdtdh w16sdtfl w16du wp14">
+<w:numbering xmlns:wpc="http://schemas.microsoft.com/office/word/2010/wordprocessingCanvas" xmlns:cx="http://schemas.microsoft.com/office/drawing/2014/chartex" xmlns:cx1="http://schemas.microsoft.com/office/drawing/2015/9/8/chartex" xmlns:cx2="http://schemas.microsoft.com/office/drawing/2015/10/21/chartex" xmlns:cx3="http://schemas.microsoft.com/office/drawing/2016/5/9/chartex" xmlns:cx4="http://schemas.microsoft.com/office/drawing/2016/5/10/chartex" xmlns:cx5="http://schemas.microsoft.com/office/drawing/2016/5/11/chartex" xmlns:cx6="http://schemas.microsoft.com/office/drawing/2016/5/12/chartex" xmlns:cx7="http://schemas.microsoft.com/office/drawing/2016/5/13/chartex" xmlns:cx8="http://schemas.microsoft.com/office/drawing/2016/5/14/chartex" xmlns:mc="http://schemas.openxmlformats.org/markup-compatibility/2006" xmlns:aink="http://schemas.microsoft.com/office/drawing/2016/ink" xmlns:am3d="http://schemas.microsoft.com/office/drawing/2017/model3d" xmlns:o="urn:schemas-microsoft-com:office:office" xmlns:oel="http://schemas.microsoft.com/office/2019/extlst" xmlns:r="http://schemas.openxmlformats.org/officeDocument/2006/relationships" xmlns:m="http://schemas.openxmlformats.org/officeDocument/2006/math" xmlns:v="urn:schemas-microsoft-com:vml" xmlns:wp14="http://schemas.microsoft.com/office/word/2010/wordprocessingDrawing" xmlns:wp="http://schemas.openxmlformats.org/drawingml/2006/wordprocessingDrawing" xmlns:w10="urn:schemas-microsoft-com:office:word" xmlns:w="http://schemas.openxmlformats.org/wordprocessingml/2006/main" xmlns:w14="http://schemas.microsoft.com/office/word/2010/wordml" xmlns:w15="http://schemas.microsoft.com/office/word/2012/wordml" xmlns:w16cex="http://schemas.microsoft.com/office/word/2018/wordml/cex" xmlns:w16cid="http://schemas.microsoft.com/office/word/2016/wordml/cid" xmlns:w16="http://schemas.microsoft.com/office/word/2018/wordml" xmlns:w16sdtdh="http://schemas.microsoft.com/office/word/2020/wordml/sdtdatahash" xmlns:w16se="http://schemas.microsoft.com/office/word/2015/wordml/symex" xmlns:wpg="http://schemas.microsoft.com/office/word/2010/wordprocessingGroup" xmlns:wpi="http://schemas.microsoft.com/office/word/2010/wordprocessingInk" xmlns:wne="http://schemas.microsoft.com/office/word/2006/wordml" xmlns:wps="http://schemas.microsoft.com/office/word/2010/wordprocessingShape" mc:Ignorable="w14 w15 w16se w16cid w16 w16cex w16sdtdh wp14">
   <w:abstractNum w:abstractNumId="0" w15:restartNumberingAfterBreak="0">
     <w:nsid w:val="193666BE"/>
     <w:multiLevelType w:val="hybridMultilevel"/>
@@ -1921,7 +1971,7 @@
 </file>
 
 <file path=word/styles.xml><?xml version="1.0" encoding="utf-8"?>
-<w:styles xmlns:mc="http://schemas.openxmlformats.org/markup-compatibility/2006" xmlns:r="http://schemas.openxmlformats.org/officeDocument/2006/relationships" xmlns:w="http://schemas.openxmlformats.org/wordprocessingml/2006/main" xmlns:w14="http://schemas.microsoft.com/office/word/2010/wordml" xmlns:w15="http://schemas.microsoft.com/office/word/2012/wordml" xmlns:w16cex="http://schemas.microsoft.com/office/word/2018/wordml/cex" xmlns:w16cid="http://schemas.microsoft.com/office/word/2016/wordml/cid" xmlns:w16="http://schemas.microsoft.com/office/word/2018/wordml" xmlns:w16du="http://schemas.microsoft.com/office/word/2023/wordml/word16du" xmlns:w16sdtdh="http://schemas.microsoft.com/office/word/2020/wordml/sdtdatahash" xmlns:w16sdtfl="http://schemas.microsoft.com/office/word/2024/wordml/sdtformatlock" xmlns:w16se="http://schemas.microsoft.com/office/word/2015/wordml/symex" mc:Ignorable="w14 w15 w16se w16cid w16 w16cex w16sdtdh w16sdtfl w16du">
+<w:styles xmlns:mc="http://schemas.openxmlformats.org/markup-compatibility/2006" xmlns:r="http://schemas.openxmlformats.org/officeDocument/2006/relationships" xmlns:w="http://schemas.openxmlformats.org/wordprocessingml/2006/main" xmlns:w14="http://schemas.microsoft.com/office/word/2010/wordml" xmlns:w15="http://schemas.microsoft.com/office/word/2012/wordml" xmlns:w16cex="http://schemas.microsoft.com/office/word/2018/wordml/cex" xmlns:w16cid="http://schemas.microsoft.com/office/word/2016/wordml/cid" xmlns:w16="http://schemas.microsoft.com/office/word/2018/wordml" xmlns:w16sdtdh="http://schemas.microsoft.com/office/word/2020/wordml/sdtdatahash" xmlns:w16se="http://schemas.microsoft.com/office/word/2015/wordml/symex" mc:Ignorable="w14 w15 w16se w16cid w16 w16cex w16sdtdh">
   <w:docDefaults>
     <w:rPrDefault>
       <w:rPr>
@@ -3001,26 +3051,6 @@
 </file>
 
 <file path=customXml/item1.xml><?xml version="1.0" encoding="utf-8"?>
-<p:properties xmlns:p="http://schemas.microsoft.com/office/2006/metadata/properties" xmlns:xsi="http://www.w3.org/2001/XMLSchema-instance" xmlns:pc="http://schemas.microsoft.com/office/infopath/2007/PartnerControls">
-  <documentManagement>
-    <lcf76f155ced4ddcb4097134ff3c332f xmlns="eb2b4dc0-5538-4988-a426-1e3bf3687743">
-      <Terms xmlns="http://schemas.microsoft.com/office/infopath/2007/PartnerControls"/>
-    </lcf76f155ced4ddcb4097134ff3c332f>
-    <TaxCatchAll xmlns="26488081-7094-48e3-a435-bbb366c5709a" xsi:nil="true"/>
-  </documentManagement>
-</p:properties>
-</file>
-
-<file path=customXml/item2.xml><?xml version="1.0" encoding="utf-8"?>
-<?mso-contentType ?>
-<FormTemplates xmlns="http://schemas.microsoft.com/sharepoint/v3/contenttype/forms">
-  <Display>DocumentLibraryForm</Display>
-  <Edit>DocumentLibraryForm</Edit>
-  <New>DocumentLibraryForm</New>
-</FormTemplates>
-</file>
-
-<file path=customXml/item3.xml><?xml version="1.0" encoding="utf-8"?>
 <ct:contentTypeSchema xmlns:ct="http://schemas.microsoft.com/office/2006/metadata/contentType" xmlns:ma="http://schemas.microsoft.com/office/2006/metadata/properties/metaAttributes" ct:_="" ma:_="" ma:contentTypeName="Document" ma:contentTypeID="0x010100BD12CA962D3BC343BA4881942FCA9ABD" ma:contentTypeVersion="13" ma:contentTypeDescription="Crée un document." ma:contentTypeScope="" ma:versionID="69c7e1234aa399a5294368cedfc9727e">
   <xsd:schema xmlns:xsd="http://www.w3.org/2001/XMLSchema" xmlns:xs="http://www.w3.org/2001/XMLSchema" xmlns:p="http://schemas.microsoft.com/office/2006/metadata/properties" xmlns:ns2="eb2b4dc0-5538-4988-a426-1e3bf3687743" xmlns:ns3="26488081-7094-48e3-a435-bbb366c5709a" targetNamespace="http://schemas.microsoft.com/office/2006/metadata/properties" ma:root="true" ma:fieldsID="f55906f2b711226ab16b0d1a2f445893" ns2:_="" ns3:_="">
     <xsd:import namespace="eb2b4dc0-5538-4988-a426-1e3bf3687743"/>
@@ -3227,26 +3257,27 @@
 </ct:contentTypeSchema>
 </file>
 
-<file path=customXml/itemProps1.xml><?xml version="1.0" encoding="utf-8"?>
-<ds:datastoreItem xmlns:ds="http://schemas.openxmlformats.org/officeDocument/2006/customXml" ds:itemID="{F17E8980-E7AA-494F-AB5E-7F2A6CBF1CD4}">
-  <ds:schemaRefs>
-    <ds:schemaRef ds:uri="http://schemas.microsoft.com/office/2006/metadata/properties"/>
-    <ds:schemaRef ds:uri="http://schemas.microsoft.com/office/infopath/2007/PartnerControls"/>
-    <ds:schemaRef ds:uri="eb2b4dc0-5538-4988-a426-1e3bf3687743"/>
-    <ds:schemaRef ds:uri="26488081-7094-48e3-a435-bbb366c5709a"/>
-  </ds:schemaRefs>
-</ds:datastoreItem>
+<file path=customXml/item2.xml><?xml version="1.0" encoding="utf-8"?>
+<?mso-contentType ?>
+<FormTemplates xmlns="http://schemas.microsoft.com/sharepoint/v3/contenttype/forms">
+  <Display>DocumentLibraryForm</Display>
+  <Edit>DocumentLibraryForm</Edit>
+  <New>DocumentLibraryForm</New>
+</FormTemplates>
 </file>
 
-<file path=customXml/itemProps2.xml><?xml version="1.0" encoding="utf-8"?>
-<ds:datastoreItem xmlns:ds="http://schemas.openxmlformats.org/officeDocument/2006/customXml" ds:itemID="{93B61874-F239-4838-AE1F-CF27E752B016}">
-  <ds:schemaRefs>
-    <ds:schemaRef ds:uri="http://schemas.microsoft.com/sharepoint/v3/contenttype/forms"/>
-  </ds:schemaRefs>
-</ds:datastoreItem>
+<file path=customXml/item3.xml><?xml version="1.0" encoding="utf-8"?>
+<p:properties xmlns:p="http://schemas.microsoft.com/office/2006/metadata/properties" xmlns:xsi="http://www.w3.org/2001/XMLSchema-instance" xmlns:pc="http://schemas.microsoft.com/office/infopath/2007/PartnerControls">
+  <documentManagement>
+    <lcf76f155ced4ddcb4097134ff3c332f xmlns="eb2b4dc0-5538-4988-a426-1e3bf3687743">
+      <Terms xmlns="http://schemas.microsoft.com/office/infopath/2007/PartnerControls"/>
+    </lcf76f155ced4ddcb4097134ff3c332f>
+    <TaxCatchAll xmlns="26488081-7094-48e3-a435-bbb366c5709a" xsi:nil="true"/>
+  </documentManagement>
+</p:properties>
 </file>
 
-<file path=customXml/itemProps3.xml><?xml version="1.0" encoding="utf-8"?>
+<file path=customXml/itemProps1.xml><?xml version="1.0" encoding="utf-8"?>
 <ds:datastoreItem xmlns:ds="http://schemas.openxmlformats.org/officeDocument/2006/customXml" ds:itemID="{53CC62D8-ECF6-4AEF-9C4B-07C50DE2B59A}">
   <ds:schemaRefs>
     <ds:schemaRef ds:uri="http://schemas.microsoft.com/office/2006/metadata/contentType"/>
@@ -3263,4 +3294,23 @@
     <ds:schemaRef ds:uri="http://schemas.microsoft.com/internal/obd"/>
   </ds:schemaRefs>
 </ds:datastoreItem>
+</file>
+
+<file path=customXml/itemProps2.xml><?xml version="1.0" encoding="utf-8"?>
+<ds:datastoreItem xmlns:ds="http://schemas.openxmlformats.org/officeDocument/2006/customXml" ds:itemID="{93B61874-F239-4838-AE1F-CF27E752B016}">
+  <ds:schemaRefs>
+    <ds:schemaRef ds:uri="http://schemas.microsoft.com/sharepoint/v3/contenttype/forms"/>
+  </ds:schemaRefs>
+</ds:datastoreItem>
+</file>
+
+<file path=customXml/itemProps3.xml><?xml version="1.0" encoding="utf-8"?>
+<ds:datastoreItem xmlns:ds="http://schemas.openxmlformats.org/officeDocument/2006/customXml" ds:itemID="{F17E8980-E7AA-494F-AB5E-7F2A6CBF1CD4}">
+  <ds:schemaRefs>
+    <ds:schemaRef ds:uri="http://schemas.microsoft.com/office/2006/metadata/properties"/>
+    <ds:schemaRef ds:uri="http://schemas.microsoft.com/office/infopath/2007/PartnerControls"/>
+    <ds:schemaRef ds:uri="eb2b4dc0-5538-4988-a426-1e3bf3687743"/>
+    <ds:schemaRef ds:uri="26488081-7094-48e3-a435-bbb366c5709a"/>
+  </ds:schemaRefs>
+</ds:datastoreItem>
 </file>